--- a/backend/test/fixtures/sample.docx
+++ b/backend/test/fixtures/sample.docx
@@ -4,7 +4,7 @@
   <w:body>
     <w:p>
       <w:r>
-        <w:t>Hello DOCX World</w:t>
+        <w:t>Hello DOCX World! This is a valid sample document created for unit testing text extraction. It contains well over one hundred characters of selectable text.</w:t>
       </w:r>
     </w:p>
   </w:body>
